--- a/plugins/approval-excel/skills/instructions/references/견적서 업로드 상세 안내.docx
+++ b/plugins/approval-excel/skills/instructions/references/견적서 업로드 상세 안내.docx
@@ -1216,7 +1216,7 @@
           <w:sz w:val="24"/>
           <w:szCs w:val="24"/>
         </w:rPr>
-        <w:t>- 견적서 발행업체: 가상업체</w:t>
+        <w:t>- 견적서 발행업체: [업체명]</w:t>
       </w:r>
     </w:p>
     <w:p>
